--- a/v2/docs/role_guides/05_presentation_report_final_integration.docx
+++ b/v2/docs/role_guides/05_presentation_report_final_integration.docx
@@ -205,6 +205,15 @@
         <w:spacing w:before="0" w:after="80" w:line="280" w:lineRule="auto"/>
       </w:pPr>
       <w:r>
+        <w:t>v2/docs/20_role_file_review_matrix.md</w:t>
+      </w:r>
+    </w:p>
+    <w:p>
+      <w:pPr>
+        <w:pStyle w:val="ListBullet"/>
+        <w:spacing w:before="0" w:after="80" w:line="280" w:lineRule="auto"/>
+      </w:pPr>
+      <w:r>
         <w:t>v2/docs/07_output_and_report_contract.md</w:t>
       </w:r>
     </w:p>
@@ -324,7 +333,9 @@
             <w:r>
               <w:t>v2/pipeline/reporting.py</w:t>
               <w:br/>
-              <w:t>v2/dashboard/</w:t>
+              <w:t>v2/runtime/dashboard_app.py</w:t>
+              <w:br/>
+              <w:t>v2/runtime/experiment_dashboard.py</w:t>
               <w:br/>
               <w:t>v2/outputs/experiments/v2_15seed/reports/</w:t>
               <w:br/>

--- a/v2/docs/role_guides/05_presentation_report_final_integration.docx
+++ b/v2/docs/role_guides/05_presentation_report_final_integration.docx
@@ -714,6 +714,33 @@
     </w:p>
     <w:p>
       <w:pPr>
+        <w:pStyle w:val="ListBullet"/>
+        <w:spacing w:before="0" w:after="80" w:line="280" w:lineRule="auto"/>
+      </w:pPr>
+      <w:r>
+        <w:t>부록 A: paired_tests_holm.csv 7쌍 비교 표 (adjusted p-value 포함)</w:t>
+      </w:r>
+    </w:p>
+    <w:p>
+      <w:pPr>
+        <w:pStyle w:val="ListBullet"/>
+        <w:spacing w:before="0" w:after="80" w:line="280" w:lineRule="auto"/>
+      </w:pPr>
+      <w:r>
+        <w:t>부록 B: anova_2way_bert.csv / anova_2way_roberta.csv / anova_3way.csv (F · p · eta squared · partial eta squared)</w:t>
+      </w:r>
+    </w:p>
+    <w:p>
+      <w:pPr>
+        <w:pStyle w:val="ListBullet"/>
+        <w:spacing w:before="0" w:after="80" w:line="280" w:lineRule="auto"/>
+      </w:pPr>
+      <w:r>
+        <w:t>부록 C: Cohen(1988) 효과 크기 해석 기준 — eta squared &lt; 0.01 negligible / 0.01~0.06 small / 0.06~0.14 medium / 0.14 이상 large</w:t>
+      </w:r>
+    </w:p>
+    <w:p>
+      <w:pPr>
         <w:pStyle w:val="Heading1"/>
       </w:pPr>
       <w:r>

--- a/v2/docs/role_guides/05_presentation_report_final_integration.docx
+++ b/v2/docs/role_guides/05_presentation_report_final_integration.docx
@@ -153,6 +153,42 @@
       </w:pPr>
       <w:r>
         <w:t>발표에서 과장된 인과 주장, p-value 단독 결론, Holm/ANOVA 과잉 설명을 제거한다.</w:t>
+      </w:r>
+    </w:p>
+    <w:p>
+      <w:pPr>
+        <w:pStyle w:val="ListBullet"/>
+        <w:spacing w:before="0" w:after="80" w:line="280" w:lineRule="auto"/>
+      </w:pPr>
+      <w:r>
+        <w:t>[중요] 발표는 2단계. 중간발표 PPT(현재 26p 와꾸)와 기말발표 PPT(6/10, 다듬어서)를 모두 5번이 책임.</w:t>
+      </w:r>
+    </w:p>
+    <w:p>
+      <w:pPr>
+        <w:pStyle w:val="ListBullet"/>
+        <w:spacing w:before="0" w:after="80" w:line="280" w:lineRule="auto"/>
+      </w:pPr>
+      <w:r>
+        <w:t>중간발표: v1/docs/발표_와꾸_v2.md 그대로 26p. 설계 + 1차 결과 + 진행 현황 중심.</w:t>
+      </w:r>
+    </w:p>
+    <w:p>
+      <w:pPr>
+        <w:pStyle w:val="ListBullet"/>
+        <w:spacing w:before="0" w:after="80" w:line="280" w:lineRule="auto"/>
+      </w:pPr>
+      <w:r>
+        <w:t>기말발표: 15 seed full run 결과 + paired t-test + effect size + XAI 4축 + 한계 + 향후 연구 중심. 별도 와꾸 작성.</w:t>
+      </w:r>
+    </w:p>
+    <w:p>
+      <w:pPr>
+        <w:pStyle w:val="ListBullet"/>
+        <w:spacing w:before="0" w:after="80" w:line="280" w:lineRule="auto"/>
+      </w:pPr>
+      <w:r>
+        <w:t>5번도 서버 안 들어감 — 2번이 만든 final_report.md / dashboard/index.html을 git pull로 받아서 PPT 통합.</w:t>
       </w:r>
     </w:p>
     <w:p>
@@ -794,6 +830,15 @@
     </w:p>
     <w:p>
       <w:pPr>
+        <w:pStyle w:val="ListBullet"/>
+        <w:spacing w:before="0" w:after="80" w:line="280" w:lineRule="auto"/>
+      </w:pPr>
+      <w:r>
+        <w:t>중간발표 PPT 완성 + 기말발표 PPT 완성 (두 종).</w:t>
+      </w:r>
+    </w:p>
+    <w:p>
+      <w:pPr>
         <w:pStyle w:val="Heading1"/>
       </w:pPr>
       <w:r>

--- a/v2/docs/role_guides/05_presentation_report_final_integration.docx
+++ b/v2/docs/role_guides/05_presentation_report_final_integration.docx
@@ -189,6 +189,33 @@
       </w:pPr>
       <w:r>
         <w:t>5번도 서버 안 들어감 — 2번이 만든 final_report.md / dashboard/index.html을 git pull로 받아서 PPT 통합.</w:t>
+      </w:r>
+    </w:p>
+    <w:p>
+      <w:pPr>
+        <w:pStyle w:val="ListBullet"/>
+        <w:spacing w:before="0" w:after="80" w:line="280" w:lineRule="auto"/>
+      </w:pPr>
+      <w:r>
+        <w:t>추가 업무 (A) 오분류 분석: D_B가 여전히 틀린 sample을 직접 열어 패턴 분류. hate↔offensive 혼동, implicit hate 미탐, target별 오분류율을 발표 부록 슬라이드 1장 + final_report.md 'Error Analysis' 섹션으로.</w:t>
+      </w:r>
+    </w:p>
+    <w:p>
+      <w:pPr>
+        <w:pStyle w:val="ListBullet"/>
+        <w:spacing w:before="0" w:after="80" w:line="280" w:lineRule="auto"/>
+      </w:pPr>
+      <w:r>
+        <w:t>추가 업무 (B) Q&amp;A 답변 카드: v2 결과 (15 seed paired t / 4축 XAI / ANOVA effect size) 기반으로 예상 질문 30~50개 + 답변. docs/Q&amp;A_v2_답변카드.md 작성해 발표 직전 5인 공유.</w:t>
+      </w:r>
+    </w:p>
+    <w:p>
+      <w:pPr>
+        <w:pStyle w:val="ListBullet"/>
+        <w:spacing w:before="0" w:after="80" w:line="280" w:lineRule="auto"/>
+      </w:pPr>
+      <w:r>
+        <w:t>추가 업무 (C) 추가 시각화: matplotlib로 4장 작성. (1) 8조건 macro F1 boxplot, (2) target subgroup F1 heatmap, (3) SHAP top-5 token 비교, (4) ANOVA η² bar chart. scripts/figures.py 또는 노트북으로.</w:t>
       </w:r>
     </w:p>
     <w:p>
@@ -687,6 +714,38 @@
     </w:p>
     <w:p>
       <w:pPr>
+        <w:pStyle w:val="Heading1"/>
+      </w:pPr>
+      <w:r>
+        <w:t>추가 산출물 (D7~D10 작업)</w:t>
+      </w:r>
+    </w:p>
+    <w:p>
+      <w:pPr>
+        <w:pStyle w:val="Heading1"/>
+      </w:pPr>
+      <w:r>
+        <w:t>outputs/.../benchmark/runs/d_b/seed_*/predictions.csv + dataset.json 받아 오분류 분석</w:t>
+      </w:r>
+    </w:p>
+    <w:p>
+      <w:pPr>
+        <w:pStyle w:val="Heading1"/>
+      </w:pPr>
+      <w:r>
+        <w:t>docs/Q&amp;A_v2_답변카드.md 신규 작성 (1번/3번/4번 본문 + 자동 산출물 종합)</w:t>
+      </w:r>
+    </w:p>
+    <w:p>
+      <w:pPr>
+        <w:pStyle w:val="Heading1"/>
+      </w:pPr>
+      <w:r>
+        <w:t>scripts/figures.py 신규 작성 (matplotlib 그림 4장)</w:t>
+      </w:r>
+    </w:p>
+    <w:p>
+      <w:pPr>
         <w:pStyle w:val="ListBullet"/>
         <w:spacing w:before="0" w:after="80" w:line="280" w:lineRule="auto"/>
       </w:pPr>
@@ -835,6 +894,33 @@
       </w:pPr>
       <w:r>
         <w:t>중간발표 PPT 완성 + 기말발표 PPT 완성 (두 종).</w:t>
+      </w:r>
+    </w:p>
+    <w:p>
+      <w:pPr>
+        <w:pStyle w:val="ListBullet"/>
+        <w:spacing w:before="0" w:after="80" w:line="280" w:lineRule="auto"/>
+      </w:pPr>
+      <w:r>
+        <w:t>오분류 분석 부록 슬라이드 1장 + final_report.md Error Analysis 섹션 완성</w:t>
+      </w:r>
+    </w:p>
+    <w:p>
+      <w:pPr>
+        <w:pStyle w:val="ListBullet"/>
+        <w:spacing w:before="0" w:after="80" w:line="280" w:lineRule="auto"/>
+      </w:pPr>
+      <w:r>
+        <w:t>Q&amp;A_v2_답변카드.md 30~50개 질문 답변 카드 완성</w:t>
+      </w:r>
+    </w:p>
+    <w:p>
+      <w:pPr>
+        <w:pStyle w:val="ListBullet"/>
+        <w:spacing w:before="0" w:after="80" w:line="280" w:lineRule="auto"/>
+      </w:pPr>
+      <w:r>
+        <w:t>추가 시각화 그림 4장 (boxplot / target heatmap / SHAP 비교 / ANOVA η²) 발표 본문 또는 부록에 박힘</w:t>
       </w:r>
     </w:p>
     <w:p>

--- a/v2/docs/role_guides/05_presentation_report_final_integration.docx
+++ b/v2/docs/role_guides/05_presentation_report_final_integration.docx
@@ -216,6 +216,33 @@
       </w:pPr>
       <w:r>
         <w:t>추가 업무 (C) 추가 시각화: matplotlib로 4장 작성. (1) 8조건 macro F1 boxplot, (2) target subgroup F1 heatmap, (3) SHAP top-5 token 비교, (4) ANOVA η² bar chart. scripts/figures.py 또는 노트북으로.</w:t>
+      </w:r>
+    </w:p>
+    <w:p>
+      <w:pPr>
+        <w:pStyle w:val="ListBullet"/>
+        <w:spacing w:before="0" w:after="80" w:line="280" w:lineRule="auto"/>
+      </w:pPr>
+      <w:r>
+        <w:t>추가 시각화 6장으로 확장 (history.csv 28컬럼 활용):</w:t>
+      </w:r>
+    </w:p>
+    <w:p>
+      <w:pPr>
+        <w:pStyle w:val="ListBullet"/>
+        <w:spacing w:before="0" w:after="80" w:line="280" w:lineRule="auto"/>
+      </w:pPr>
+      <w:r>
+        <w:t>(5) 학습 곡선 — train_loss vs val_loss 두 라인 (A_B vs D_B 비교 가능)</w:t>
+      </w:r>
+    </w:p>
+    <w:p>
+      <w:pPr>
+        <w:pStyle w:val="ListBullet"/>
+        <w:spacing w:before="0" w:after="80" w:line="280" w:lineRule="auto"/>
+      </w:pPr>
+      <w:r>
+        <w:t>(6) Per-class F1 추이 — val_f1_hatespeech / offensive / normal 3라인 (offensive가 가장 어려운 클래스 정량 보임)</w:t>
       </w:r>
     </w:p>
     <w:p>
